--- a/docs/UAT_Test_Script_Admin_Role.docx
+++ b/docs/UAT_Test_Script_Admin_Role.docx
@@ -204,7 +204,7 @@
                 <w:rFonts w:ascii="Arial" w:hAnsi="Arial"/>
                 <w:sz w:val="17"/>
               </w:rPr>
-              <w:t>Project / System Title: A.E.G.I.S. (Automated Evaluation &amp; Grade Integrity System)</w:t>
+              <w:t>Project / System Title: A.E.G.I.S: AI-ENHANCED GRANT INFORMATION SYSTEM WITH DOCUMENT FORENSICS AND AUTOMATED NOTIFICATION FOR THE OFFICE OF STUDENT AFFAIRS</w:t>
             </w:r>
           </w:p>
         </w:tc>
@@ -2524,7 +2524,7 @@
               <w:rPr>
                 <w:sz w:val="17"/>
               </w:rPr>
-              <w:t>JOSHUA RAZON / NORIEL GADIANO / JOHN ANDREI CARILLO II</w:t>
+              <w:t>JOHN ANDREI CARILLO / NORIEL S. GADIANO / JOSHUA A. RAZON</w:t>
               <w:br/>
               <w:t>Student Researchers / Project Leaders</w:t>
               <w:br/>
@@ -2715,7 +2715,7 @@
                 <w:rFonts w:ascii="Arial" w:hAnsi="Arial"/>
                 <w:sz w:val="16"/>
               </w:rPr>
-              <w:t>A.E.G.I.S. (Automated Evaluation &amp; Grade Integrity System)</w:t>
+              <w:t>A.E.G.I.S: AI-ENHANCED GRANT INFORMATION SYSTEM WITH DOCUMENT FORENSICS AND AUTOMATED NOTIFICATION FOR THE OFFICE OF STUDENT AFFAIRS</w:t>
             </w:r>
           </w:p>
         </w:tc>
